--- a/lap5/DockerComposeReport.docx
+++ b/lap5/DockerComposeReport.docx
@@ -49,6 +49,7 @@
       <w:r>
         <w:rPr>
           <w:rFonts w:ascii="Times New Roman" w:hAnsi="Times New Roman" w:cs="Times New Roman"/>
+          <w:noProof/>
         </w:rPr>
         <w:drawing>
           <wp:inline distT="0" distB="0" distL="0" distR="0" wp14:anchorId="335144A8" wp14:editId="4FC3ABA9">
@@ -303,6 +304,7 @@
       <w:r>
         <w:rPr>
           <w:rFonts w:ascii="Times New Roman" w:hAnsi="Times New Roman" w:cs="Times New Roman"/>
+          <w:noProof/>
         </w:rPr>
         <w:drawing>
           <wp:inline distT="0" distB="0" distL="0" distR="0" wp14:anchorId="17B0E3E9" wp14:editId="21131675">
@@ -369,6 +371,7 @@
       <w:r>
         <w:rPr>
           <w:rFonts w:ascii="Times New Roman" w:hAnsi="Times New Roman" w:cs="Times New Roman"/>
+          <w:noProof/>
         </w:rPr>
         <w:drawing>
           <wp:inline distT="0" distB="0" distL="0" distR="0" wp14:anchorId="2C8838EC" wp14:editId="7180A39A">
@@ -417,6 +420,7 @@
       <w:r>
         <w:rPr>
           <w:rFonts w:ascii="Times New Roman" w:hAnsi="Times New Roman" w:cs="Times New Roman"/>
+          <w:noProof/>
         </w:rPr>
         <w:lastRenderedPageBreak/>
         <w:drawing>
@@ -470,6 +474,1144 @@
         <w:t>Chạy ra được vì nó cấu hình dòng 8080:80 là cổng mặc định của contauner wordPress.</w:t>
       </w:r>
     </w:p>
+    <w:p>
+      <w:pPr>
+        <w:ind w:firstLine="0"/>
+        <w:rPr>
+          <w:rFonts w:ascii="Times New Roman" w:hAnsi="Times New Roman" w:cs="Times New Roman"/>
+        </w:rPr>
+      </w:pPr>
+    </w:p>
+    <w:p>
+      <w:pPr>
+        <w:ind w:firstLine="0"/>
+        <w:rPr>
+          <w:rFonts w:ascii="Times New Roman" w:hAnsi="Times New Roman" w:cs="Times New Roman"/>
+        </w:rPr>
+      </w:pPr>
+      <w:r>
+        <w:rPr>
+          <w:rFonts w:ascii="Times New Roman" w:hAnsi="Times New Roman" w:cs="Times New Roman"/>
+        </w:rPr>
+        <w:t>Tổng hợp các câu lệnh docker compose:</w:t>
+      </w:r>
+    </w:p>
+    <w:p>
+      <w:pPr>
+        <w:numPr>
+          <w:ilvl w:val="0"/>
+          <w:numId w:val="4"/>
+        </w:numPr>
+        <w:rPr>
+          <w:rFonts w:ascii="Times New Roman" w:hAnsi="Times New Roman" w:cs="Times New Roman"/>
+        </w:rPr>
+      </w:pPr>
+      <w:r>
+        <w:rPr>
+          <w:rFonts w:ascii="Times New Roman" w:hAnsi="Times New Roman" w:cs="Times New Roman"/>
+          <w:b/>
+          <w:bCs/>
+        </w:rPr>
+        <w:t>docker compose up -d</w:t>
+      </w:r>
+      <w:r>
+        <w:rPr>
+          <w:rFonts w:ascii="Times New Roman" w:hAnsi="Times New Roman" w:cs="Times New Roman"/>
+        </w:rPr>
+        <w:t>: Khởi tạo và chạy các dịch vụ được định nghĩa trong file docker-compose.yml.</w:t>
+      </w:r>
+    </w:p>
+    <w:p>
+      <w:pPr>
+        <w:numPr>
+          <w:ilvl w:val="1"/>
+          <w:numId w:val="4"/>
+        </w:numPr>
+        <w:rPr>
+          <w:rFonts w:ascii="Times New Roman" w:hAnsi="Times New Roman" w:cs="Times New Roman"/>
+        </w:rPr>
+      </w:pPr>
+      <w:r>
+        <w:rPr>
+          <w:rFonts w:ascii="Times New Roman" w:hAnsi="Times New Roman" w:cs="Times New Roman"/>
+        </w:rPr>
+        <w:t>-d (detached mode): Chạy ngầm dưới nền, giúp bạn tiếp tục sử dụng terminal mà không bị kẹt trong luồng log của container.</w:t>
+      </w:r>
+    </w:p>
+    <w:p>
+      <w:pPr>
+        <w:numPr>
+          <w:ilvl w:val="0"/>
+          <w:numId w:val="4"/>
+        </w:numPr>
+        <w:rPr>
+          <w:rFonts w:ascii="Times New Roman" w:hAnsi="Times New Roman" w:cs="Times New Roman"/>
+        </w:rPr>
+      </w:pPr>
+      <w:r>
+        <w:rPr>
+          <w:rFonts w:ascii="Times New Roman" w:hAnsi="Times New Roman" w:cs="Times New Roman"/>
+          <w:b/>
+          <w:bCs/>
+        </w:rPr>
+        <w:t>docker compose down</w:t>
+      </w:r>
+      <w:r>
+        <w:rPr>
+          <w:rFonts w:ascii="Times New Roman" w:hAnsi="Times New Roman" w:cs="Times New Roman"/>
+        </w:rPr>
+        <w:t xml:space="preserve">: Dừng và </w:t>
+      </w:r>
+      <w:r>
+        <w:rPr>
+          <w:rFonts w:ascii="Times New Roman" w:hAnsi="Times New Roman" w:cs="Times New Roman"/>
+          <w:b/>
+          <w:bCs/>
+        </w:rPr>
+        <w:t>xóa bỏ</w:t>
+      </w:r>
+      <w:r>
+        <w:rPr>
+          <w:rFonts w:ascii="Times New Roman" w:hAnsi="Times New Roman" w:cs="Times New Roman"/>
+        </w:rPr>
+        <w:t xml:space="preserve"> các container, network được tạo bởi lệnh up. Đây là cách "dọn dẹp" sạch sẽ môi trường.</w:t>
+      </w:r>
+    </w:p>
+    <w:p>
+      <w:pPr>
+        <w:numPr>
+          <w:ilvl w:val="0"/>
+          <w:numId w:val="4"/>
+        </w:numPr>
+        <w:rPr>
+          <w:rFonts w:ascii="Times New Roman" w:hAnsi="Times New Roman" w:cs="Times New Roman"/>
+        </w:rPr>
+      </w:pPr>
+      <w:r>
+        <w:rPr>
+          <w:rFonts w:ascii="Times New Roman" w:hAnsi="Times New Roman" w:cs="Times New Roman"/>
+          <w:b/>
+          <w:bCs/>
+        </w:rPr>
+        <w:lastRenderedPageBreak/>
+        <w:t>docker compose stop &lt;service_name&gt;</w:t>
+      </w:r>
+      <w:r>
+        <w:rPr>
+          <w:rFonts w:ascii="Times New Roman" w:hAnsi="Times New Roman" w:cs="Times New Roman"/>
+        </w:rPr>
+        <w:t>: Chỉ dừng container của một dịch vụ cụ thể mà không xóa nó đi.</w:t>
+      </w:r>
+    </w:p>
+    <w:p>
+      <w:pPr>
+        <w:numPr>
+          <w:ilvl w:val="0"/>
+          <w:numId w:val="4"/>
+        </w:numPr>
+        <w:rPr>
+          <w:rFonts w:ascii="Times New Roman" w:hAnsi="Times New Roman" w:cs="Times New Roman"/>
+        </w:rPr>
+      </w:pPr>
+      <w:r>
+        <w:rPr>
+          <w:rFonts w:ascii="Times New Roman" w:hAnsi="Times New Roman" w:cs="Times New Roman"/>
+          <w:b/>
+          <w:bCs/>
+        </w:rPr>
+        <w:t>docker compose restart</w:t>
+      </w:r>
+      <w:r>
+        <w:rPr>
+          <w:rFonts w:ascii="Times New Roman" w:hAnsi="Times New Roman" w:cs="Times New Roman"/>
+        </w:rPr>
+        <w:t>: Khởi động lại các dịch vụ. Hữu ích khi bạn thay đổi cấu hình hệ thống mà không muốn build lại từ đầu.</w:t>
+      </w:r>
+    </w:p>
+    <w:p>
+      <w:pPr>
+        <w:numPr>
+          <w:ilvl w:val="0"/>
+          <w:numId w:val="4"/>
+        </w:numPr>
+        <w:rPr>
+          <w:rFonts w:ascii="Times New Roman" w:hAnsi="Times New Roman" w:cs="Times New Roman"/>
+        </w:rPr>
+      </w:pPr>
+      <w:r>
+        <w:rPr>
+          <w:rFonts w:ascii="Times New Roman" w:hAnsi="Times New Roman" w:cs="Times New Roman"/>
+          <w:b/>
+          <w:bCs/>
+        </w:rPr>
+        <w:t>docker compose rm &lt;service_name&gt;</w:t>
+      </w:r>
+      <w:r>
+        <w:rPr>
+          <w:rFonts w:ascii="Times New Roman" w:hAnsi="Times New Roman" w:cs="Times New Roman"/>
+        </w:rPr>
+        <w:t>: Xóa các container của dịch vụ đã dừng.</w:t>
+      </w:r>
+    </w:p>
+    <w:p>
+      <w:pPr>
+        <w:ind w:firstLine="0"/>
+        <w:rPr>
+          <w:rFonts w:ascii="Times New Roman" w:hAnsi="Times New Roman" w:cs="Times New Roman"/>
+        </w:rPr>
+      </w:pPr>
+      <w:r>
+        <w:rPr>
+          <w:rFonts w:ascii="Times New Roman" w:hAnsi="Times New Roman" w:cs="Times New Roman"/>
+        </w:rPr>
+        <w:t>+ THEO DÕI VÀ KIỂM TRA:</w:t>
+      </w:r>
+    </w:p>
+    <w:p>
+      <w:pPr>
+        <w:numPr>
+          <w:ilvl w:val="0"/>
+          <w:numId w:val="5"/>
+        </w:numPr>
+        <w:rPr>
+          <w:rFonts w:ascii="Times New Roman" w:hAnsi="Times New Roman" w:cs="Times New Roman"/>
+        </w:rPr>
+      </w:pPr>
+      <w:r>
+        <w:rPr>
+          <w:rFonts w:ascii="Times New Roman" w:hAnsi="Times New Roman" w:cs="Times New Roman"/>
+          <w:b/>
+          <w:bCs/>
+        </w:rPr>
+        <w:t>docker compose ps</w:t>
+      </w:r>
+      <w:r>
+        <w:rPr>
+          <w:rFonts w:ascii="Times New Roman" w:hAnsi="Times New Roman" w:cs="Times New Roman"/>
+        </w:rPr>
+        <w:t>: Liệt kê danh sách các container đang chạy trong project kèm theo trạng thái (Up, Exited) và các cổng (port) đang mở.</w:t>
+      </w:r>
+    </w:p>
+    <w:p>
+      <w:pPr>
+        <w:numPr>
+          <w:ilvl w:val="0"/>
+          <w:numId w:val="5"/>
+        </w:numPr>
+        <w:rPr>
+          <w:rFonts w:ascii="Times New Roman" w:hAnsi="Times New Roman" w:cs="Times New Roman"/>
+        </w:rPr>
+      </w:pPr>
+      <w:r>
+        <w:rPr>
+          <w:rFonts w:ascii="Times New Roman" w:hAnsi="Times New Roman" w:cs="Times New Roman"/>
+          <w:b/>
+          <w:bCs/>
+        </w:rPr>
+        <w:t>docker compose logs -f</w:t>
+      </w:r>
+      <w:r>
+        <w:rPr>
+          <w:rFonts w:ascii="Times New Roman" w:hAnsi="Times New Roman" w:cs="Times New Roman"/>
+        </w:rPr>
+        <w:t>: Xem nhật ký (log) của các dịch vụ.</w:t>
+      </w:r>
+    </w:p>
+    <w:p>
+      <w:pPr>
+        <w:numPr>
+          <w:ilvl w:val="1"/>
+          <w:numId w:val="5"/>
+        </w:numPr>
+        <w:rPr>
+          <w:rFonts w:ascii="Times New Roman" w:hAnsi="Times New Roman" w:cs="Times New Roman"/>
+        </w:rPr>
+      </w:pPr>
+      <w:r>
+        <w:rPr>
+          <w:rFonts w:ascii="Times New Roman" w:hAnsi="Times New Roman" w:cs="Times New Roman"/>
+        </w:rPr>
+        <w:t>-f (follow): Giữ kết nối để xem log theo thời gian thực (giống như xem live stream dữ liệu).</w:t>
+      </w:r>
+    </w:p>
+    <w:p>
+      <w:pPr>
+        <w:numPr>
+          <w:ilvl w:val="0"/>
+          <w:numId w:val="5"/>
+        </w:numPr>
+        <w:rPr>
+          <w:rFonts w:ascii="Times New Roman" w:hAnsi="Times New Roman" w:cs="Times New Roman"/>
+        </w:rPr>
+      </w:pPr>
+      <w:r>
+        <w:rPr>
+          <w:rFonts w:ascii="Times New Roman" w:hAnsi="Times New Roman" w:cs="Times New Roman"/>
+          <w:b/>
+          <w:bCs/>
+        </w:rPr>
+        <w:t>docker compose config</w:t>
+      </w:r>
+      <w:r>
+        <w:rPr>
+          <w:rFonts w:ascii="Times New Roman" w:hAnsi="Times New Roman" w:cs="Times New Roman"/>
+        </w:rPr>
+        <w:t>: Kiểm tra tính đúng đắn của file docker-compose.yml. Nó sẽ hiển thị cấu hình thực tế mà Docker sẽ thực thi sau khi đã giải quyết các biến môi trường.</w:t>
+      </w:r>
+    </w:p>
+    <w:p>
+      <w:pPr>
+        <w:ind w:firstLine="0"/>
+        <w:rPr>
+          <w:rFonts w:ascii="Times New Roman" w:hAnsi="Times New Roman" w:cs="Times New Roman"/>
+        </w:rPr>
+      </w:pPr>
+      <w:r>
+        <w:rPr>
+          <w:rFonts w:ascii="Times New Roman" w:hAnsi="Times New Roman" w:cs="Times New Roman"/>
+        </w:rPr>
+        <w:t>+BUILD:</w:t>
+      </w:r>
+    </w:p>
+    <w:p>
+      <w:pPr>
+        <w:ind w:firstLine="0"/>
+        <w:rPr>
+          <w:rFonts w:ascii="Times New Roman" w:hAnsi="Times New Roman" w:cs="Times New Roman"/>
+        </w:rPr>
+      </w:pPr>
+      <w:r>
+        <w:rPr>
+          <w:rFonts w:ascii="Times New Roman" w:hAnsi="Times New Roman" w:cs="Times New Roman"/>
+        </w:rPr>
+        <w:t xml:space="preserve">  </w:t>
+      </w:r>
+      <w:r>
+        <w:rPr>
+          <w:rFonts w:ascii="Times New Roman" w:hAnsi="Times New Roman" w:cs="Times New Roman"/>
+          <w:b/>
+          <w:bCs/>
+        </w:rPr>
+        <w:t>docker compose build</w:t>
+      </w:r>
+      <w:r>
+        <w:rPr>
+          <w:rFonts w:ascii="Times New Roman" w:hAnsi="Times New Roman" w:cs="Times New Roman"/>
+        </w:rPr>
+        <w:t>: Chỉ xây dựng (hoặc xây dựng lại) các Image dựa trên Dockerfile. Nó không chạy container, chỉ chuẩn bị "nguyên liệu".</w:t>
+      </w:r>
+    </w:p>
+    <w:p>
+      <w:pPr>
+        <w:ind w:firstLine="0"/>
+        <w:rPr>
+          <w:rFonts w:ascii="Times New Roman" w:hAnsi="Times New Roman" w:cs="Times New Roman"/>
+        </w:rPr>
+      </w:pPr>
+      <w:r>
+        <w:rPr>
+          <w:rFonts w:ascii="Times New Roman" w:hAnsi="Times New Roman" w:cs="Times New Roman"/>
+        </w:rPr>
+        <w:t xml:space="preserve">  </w:t>
+      </w:r>
+      <w:r>
+        <w:rPr>
+          <w:rFonts w:ascii="Times New Roman" w:hAnsi="Times New Roman" w:cs="Times New Roman"/>
+          <w:b/>
+          <w:bCs/>
+        </w:rPr>
+        <w:t>docker compose up -d --build</w:t>
+      </w:r>
+      <w:r>
+        <w:rPr>
+          <w:rFonts w:ascii="Times New Roman" w:hAnsi="Times New Roman" w:cs="Times New Roman"/>
+        </w:rPr>
+        <w:t>: Một lệnh "tất cả trong một". Nó vừa build lại Image (nếu bạn có thay đổi code/Dockerfile) vừa khởi động lại container ngay lập tức.</w:t>
+      </w:r>
+    </w:p>
+    <w:p>
+      <w:pPr>
+        <w:ind w:firstLine="0"/>
+        <w:rPr>
+          <w:rFonts w:ascii="Times New Roman" w:hAnsi="Times New Roman" w:cs="Times New Roman"/>
+        </w:rPr>
+      </w:pPr>
+      <w:r>
+        <w:rPr>
+          <w:rFonts w:ascii="Times New Roman" w:hAnsi="Times New Roman" w:cs="Times New Roman"/>
+        </w:rPr>
+        <w:t xml:space="preserve">  </w:t>
+      </w:r>
+      <w:r>
+        <w:rPr>
+          <w:rFonts w:ascii="Times New Roman" w:hAnsi="Times New Roman" w:cs="Times New Roman"/>
+          <w:b/>
+          <w:bCs/>
+        </w:rPr>
+        <w:t>docker compose exec &lt;service_name&gt; &lt;command&gt;</w:t>
+      </w:r>
+      <w:r>
+        <w:rPr>
+          <w:rFonts w:ascii="Times New Roman" w:hAnsi="Times New Roman" w:cs="Times New Roman"/>
+        </w:rPr>
+        <w:t xml:space="preserve">: Chạy một lệnh bên trong một container </w:t>
+      </w:r>
+      <w:r>
+        <w:rPr>
+          <w:rFonts w:ascii="Times New Roman" w:hAnsi="Times New Roman" w:cs="Times New Roman"/>
+          <w:b/>
+          <w:bCs/>
+        </w:rPr>
+        <w:t>đang hoạt động</w:t>
+      </w:r>
+      <w:r>
+        <w:rPr>
+          <w:rFonts w:ascii="Times New Roman" w:hAnsi="Times New Roman" w:cs="Times New Roman"/>
+        </w:rPr>
+        <w:t>.</w:t>
+      </w:r>
+    </w:p>
+    <w:p>
+      <w:pPr>
+        <w:numPr>
+          <w:ilvl w:val="0"/>
+          <w:numId w:val="6"/>
+        </w:numPr>
+        <w:rPr>
+          <w:rFonts w:ascii="Times New Roman" w:hAnsi="Times New Roman" w:cs="Times New Roman"/>
+        </w:rPr>
+      </w:pPr>
+      <w:r>
+        <w:rPr>
+          <w:rFonts w:ascii="Times New Roman" w:hAnsi="Times New Roman" w:cs="Times New Roman"/>
+          <w:i/>
+          <w:iCs/>
+        </w:rPr>
+        <w:t>Ví dụ:</w:t>
+      </w:r>
+      <w:r>
+        <w:rPr>
+          <w:rFonts w:ascii="Times New Roman" w:hAnsi="Times New Roman" w:cs="Times New Roman"/>
+        </w:rPr>
+        <w:t xml:space="preserve"> docker compose exec db mysql -u root -p (Truy cập vào database đang chạy).</w:t>
+      </w:r>
+    </w:p>
+    <w:p>
+      <w:pPr>
+        <w:ind w:firstLine="0"/>
+        <w:rPr>
+          <w:rFonts w:ascii="Times New Roman" w:hAnsi="Times New Roman" w:cs="Times New Roman"/>
+        </w:rPr>
+      </w:pPr>
+      <w:r>
+        <w:rPr>
+          <w:rFonts w:ascii="Times New Roman" w:hAnsi="Times New Roman" w:cs="Times New Roman"/>
+        </w:rPr>
+        <w:t xml:space="preserve">  </w:t>
+      </w:r>
+      <w:r>
+        <w:rPr>
+          <w:rFonts w:ascii="Times New Roman" w:hAnsi="Times New Roman" w:cs="Times New Roman"/>
+          <w:b/>
+          <w:bCs/>
+        </w:rPr>
+        <w:t>docker compose run &lt;service_name&gt; &lt;command&gt;</w:t>
+      </w:r>
+      <w:r>
+        <w:rPr>
+          <w:rFonts w:ascii="Times New Roman" w:hAnsi="Times New Roman" w:cs="Times New Roman"/>
+        </w:rPr>
+        <w:t xml:space="preserve">: Tạo một container </w:t>
+      </w:r>
+      <w:r>
+        <w:rPr>
+          <w:rFonts w:ascii="Times New Roman" w:hAnsi="Times New Roman" w:cs="Times New Roman"/>
+          <w:b/>
+          <w:bCs/>
+        </w:rPr>
+        <w:t>mới</w:t>
+      </w:r>
+      <w:r>
+        <w:rPr>
+          <w:rFonts w:ascii="Times New Roman" w:hAnsi="Times New Roman" w:cs="Times New Roman"/>
+        </w:rPr>
+        <w:t xml:space="preserve"> từ dịch vụ và chạy một lệnh nhất thời, sau đó dừng lại. Thường dùng để chạy các script khởi tạo database hoặc cài đặt thư viện.</w:t>
+      </w:r>
+    </w:p>
+    <w:p>
+      <w:pPr>
+        <w:ind w:firstLine="0"/>
+        <w:rPr>
+          <w:rFonts w:ascii="Times New Roman" w:hAnsi="Times New Roman" w:cs="Times New Roman"/>
+        </w:rPr>
+      </w:pPr>
+    </w:p>
+    <w:p>
+      <w:pPr>
+        <w:ind w:firstLine="0"/>
+        <w:rPr>
+          <w:rFonts w:ascii="Times New Roman" w:hAnsi="Times New Roman" w:cs="Times New Roman"/>
+        </w:rPr>
+      </w:pPr>
+      <w:r>
+        <w:rPr>
+          <w:rFonts w:ascii="Times New Roman" w:hAnsi="Times New Roman" w:cs="Times New Roman"/>
+          <w:b/>
+          <w:bCs/>
+        </w:rPr>
+        <w:t>docker compose down -v</w:t>
+      </w:r>
+      <w:r>
+        <w:rPr>
+          <w:rFonts w:ascii="Times New Roman" w:hAnsi="Times New Roman" w:cs="Times New Roman"/>
+        </w:rPr>
+        <w:t>:</w:t>
+      </w:r>
+    </w:p>
+    <w:p>
+      <w:pPr>
+        <w:numPr>
+          <w:ilvl w:val="0"/>
+          <w:numId w:val="7"/>
+        </w:numPr>
+        <w:rPr>
+          <w:rFonts w:ascii="Times New Roman" w:hAnsi="Times New Roman" w:cs="Times New Roman"/>
+        </w:rPr>
+      </w:pPr>
+      <w:r>
+        <w:rPr>
+          <w:rFonts w:ascii="Times New Roman" w:hAnsi="Times New Roman" w:cs="Times New Roman"/>
+        </w:rPr>
+        <w:t xml:space="preserve">-v (volumes): Ngoài việc xóa container, lệnh này sẽ </w:t>
+      </w:r>
+      <w:r>
+        <w:rPr>
+          <w:rFonts w:ascii="Times New Roman" w:hAnsi="Times New Roman" w:cs="Times New Roman"/>
+          <w:b/>
+          <w:bCs/>
+        </w:rPr>
+        <w:t>xóa sạch dữ liệu</w:t>
+      </w:r>
+      <w:r>
+        <w:rPr>
+          <w:rFonts w:ascii="Times New Roman" w:hAnsi="Times New Roman" w:cs="Times New Roman"/>
+        </w:rPr>
+        <w:t xml:space="preserve"> trong các Volume (ổ đĩa ảo).</w:t>
+      </w:r>
+    </w:p>
+    <w:p>
+      <w:pPr>
+        <w:ind w:firstLine="0"/>
+        <w:rPr>
+          <w:rFonts w:ascii="Times New Roman" w:hAnsi="Times New Roman" w:cs="Times New Roman"/>
+        </w:rPr>
+      </w:pPr>
+      <w:r>
+        <w:rPr>
+          <w:rFonts w:ascii="Times New Roman" w:hAnsi="Times New Roman" w:cs="Times New Roman"/>
+        </w:rPr>
+        <w:t>BAI3:</w:t>
+      </w:r>
+    </w:p>
+    <w:p>
+      <w:pPr>
+        <w:ind w:firstLine="0"/>
+        <w:rPr>
+          <w:rFonts w:ascii="Times New Roman" w:hAnsi="Times New Roman" w:cs="Times New Roman"/>
+        </w:rPr>
+      </w:pPr>
+    </w:p>
+    <w:p>
+      <w:pPr>
+        <w:ind w:firstLine="0"/>
+        <w:rPr>
+          <w:rFonts w:ascii="Times New Roman" w:hAnsi="Times New Roman" w:cs="Times New Roman"/>
+        </w:rPr>
+      </w:pPr>
+      <w:r>
+        <w:rPr>
+          <w:rFonts w:ascii="Times New Roman" w:hAnsi="Times New Roman" w:cs="Times New Roman"/>
+        </w:rPr>
+        <w:t>services:</w:t>
+      </w:r>
+    </w:p>
+    <w:p>
+      <w:pPr>
+        <w:ind w:firstLine="0"/>
+        <w:rPr>
+          <w:rFonts w:ascii="Times New Roman" w:hAnsi="Times New Roman" w:cs="Times New Roman"/>
+        </w:rPr>
+      </w:pPr>
+      <w:r>
+        <w:rPr>
+          <w:rFonts w:ascii="Times New Roman" w:hAnsi="Times New Roman" w:cs="Times New Roman"/>
+        </w:rPr>
+        <w:t>  db:</w:t>
+      </w:r>
+    </w:p>
+    <w:p>
+      <w:pPr>
+        <w:ind w:firstLine="0"/>
+        <w:rPr>
+          <w:rFonts w:ascii="Times New Roman" w:hAnsi="Times New Roman" w:cs="Times New Roman"/>
+        </w:rPr>
+      </w:pPr>
+      <w:r>
+        <w:rPr>
+          <w:rFonts w:ascii="Times New Roman" w:hAnsi="Times New Roman" w:cs="Times New Roman"/>
+        </w:rPr>
+        <w:t>    image: mysql:8.0</w:t>
+      </w:r>
+    </w:p>
+    <w:p>
+      <w:pPr>
+        <w:ind w:firstLine="0"/>
+        <w:rPr>
+          <w:rFonts w:ascii="Times New Roman" w:hAnsi="Times New Roman" w:cs="Times New Roman"/>
+        </w:rPr>
+      </w:pPr>
+      <w:r>
+        <w:rPr>
+          <w:rFonts w:ascii="Times New Roman" w:hAnsi="Times New Roman" w:cs="Times New Roman"/>
+        </w:rPr>
+        <w:t>    container_name: mysql_db</w:t>
+      </w:r>
+    </w:p>
+    <w:p>
+      <w:pPr>
+        <w:ind w:firstLine="0"/>
+        <w:rPr>
+          <w:rFonts w:ascii="Times New Roman" w:hAnsi="Times New Roman" w:cs="Times New Roman"/>
+        </w:rPr>
+      </w:pPr>
+      <w:r>
+        <w:rPr>
+          <w:rFonts w:ascii="Times New Roman" w:hAnsi="Times New Roman" w:cs="Times New Roman"/>
+        </w:rPr>
+        <w:t>    restart: always</w:t>
+      </w:r>
+    </w:p>
+    <w:p>
+      <w:pPr>
+        <w:ind w:firstLine="0"/>
+        <w:rPr>
+          <w:rFonts w:ascii="Times New Roman" w:hAnsi="Times New Roman" w:cs="Times New Roman"/>
+        </w:rPr>
+      </w:pPr>
+      <w:r>
+        <w:rPr>
+          <w:rFonts w:ascii="Times New Roman" w:hAnsi="Times New Roman" w:cs="Times New Roman"/>
+        </w:rPr>
+        <w:t>    environment:</w:t>
+      </w:r>
+    </w:p>
+    <w:p>
+      <w:pPr>
+        <w:ind w:firstLine="0"/>
+        <w:rPr>
+          <w:rFonts w:ascii="Times New Roman" w:hAnsi="Times New Roman" w:cs="Times New Roman"/>
+        </w:rPr>
+      </w:pPr>
+      <w:r>
+        <w:rPr>
+          <w:rFonts w:ascii="Times New Roman" w:hAnsi="Times New Roman" w:cs="Times New Roman"/>
+        </w:rPr>
+        <w:t>      MYSQL_ROOT_PASSWORD: rootpassword</w:t>
+      </w:r>
+    </w:p>
+    <w:p>
+      <w:pPr>
+        <w:ind w:firstLine="0"/>
+        <w:rPr>
+          <w:rFonts w:ascii="Times New Roman" w:hAnsi="Times New Roman" w:cs="Times New Roman"/>
+        </w:rPr>
+      </w:pPr>
+      <w:r>
+        <w:rPr>
+          <w:rFonts w:ascii="Times New Roman" w:hAnsi="Times New Roman" w:cs="Times New Roman"/>
+        </w:rPr>
+        <w:t>      MYSQL_DATABASE: mydb</w:t>
+      </w:r>
+    </w:p>
+    <w:p>
+      <w:pPr>
+        <w:ind w:firstLine="0"/>
+        <w:rPr>
+          <w:rFonts w:ascii="Times New Roman" w:hAnsi="Times New Roman" w:cs="Times New Roman"/>
+        </w:rPr>
+      </w:pPr>
+      <w:r>
+        <w:rPr>
+          <w:rFonts w:ascii="Times New Roman" w:hAnsi="Times New Roman" w:cs="Times New Roman"/>
+        </w:rPr>
+        <w:t>      MYSQL_USER: user</w:t>
+      </w:r>
+    </w:p>
+    <w:p>
+      <w:pPr>
+        <w:ind w:firstLine="0"/>
+        <w:rPr>
+          <w:rFonts w:ascii="Times New Roman" w:hAnsi="Times New Roman" w:cs="Times New Roman"/>
+        </w:rPr>
+      </w:pPr>
+      <w:r>
+        <w:rPr>
+          <w:rFonts w:ascii="Times New Roman" w:hAnsi="Times New Roman" w:cs="Times New Roman"/>
+        </w:rPr>
+        <w:t>      MYSQL_PASSWORD: password</w:t>
+      </w:r>
+    </w:p>
+    <w:p>
+      <w:pPr>
+        <w:ind w:firstLine="0"/>
+        <w:rPr>
+          <w:rFonts w:ascii="Times New Roman" w:hAnsi="Times New Roman" w:cs="Times New Roman"/>
+        </w:rPr>
+      </w:pPr>
+      <w:r>
+        <w:rPr>
+          <w:rFonts w:ascii="Times New Roman" w:hAnsi="Times New Roman" w:cs="Times New Roman"/>
+        </w:rPr>
+        <w:t>    ports:</w:t>
+      </w:r>
+    </w:p>
+    <w:p>
+      <w:pPr>
+        <w:ind w:firstLine="0"/>
+        <w:rPr>
+          <w:rFonts w:ascii="Times New Roman" w:hAnsi="Times New Roman" w:cs="Times New Roman"/>
+        </w:rPr>
+      </w:pPr>
+      <w:r>
+        <w:rPr>
+          <w:rFonts w:ascii="Times New Roman" w:hAnsi="Times New Roman" w:cs="Times New Roman"/>
+        </w:rPr>
+        <w:t>      - "3307:3306"</w:t>
+      </w:r>
+    </w:p>
+    <w:p>
+      <w:pPr>
+        <w:ind w:firstLine="0"/>
+        <w:rPr>
+          <w:rFonts w:ascii="Times New Roman" w:hAnsi="Times New Roman" w:cs="Times New Roman"/>
+        </w:rPr>
+      </w:pPr>
+      <w:r>
+        <w:rPr>
+          <w:rFonts w:ascii="Times New Roman" w:hAnsi="Times New Roman" w:cs="Times New Roman"/>
+        </w:rPr>
+        <w:t>    volumes:</w:t>
+      </w:r>
+    </w:p>
+    <w:p>
+      <w:pPr>
+        <w:ind w:firstLine="0"/>
+        <w:rPr>
+          <w:rFonts w:ascii="Times New Roman" w:hAnsi="Times New Roman" w:cs="Times New Roman"/>
+        </w:rPr>
+      </w:pPr>
+      <w:r>
+        <w:rPr>
+          <w:rFonts w:ascii="Times New Roman" w:hAnsi="Times New Roman" w:cs="Times New Roman"/>
+        </w:rPr>
+        <w:t>      - mysql_data:/var/lib/mysql</w:t>
+      </w:r>
+    </w:p>
+    <w:p>
+      <w:pPr>
+        <w:ind w:firstLine="0"/>
+        <w:rPr>
+          <w:rFonts w:ascii="Times New Roman" w:hAnsi="Times New Roman" w:cs="Times New Roman"/>
+        </w:rPr>
+      </w:pPr>
+    </w:p>
+    <w:p>
+      <w:pPr>
+        <w:ind w:firstLine="0"/>
+        <w:rPr>
+          <w:rFonts w:ascii="Times New Roman" w:hAnsi="Times New Roman" w:cs="Times New Roman"/>
+        </w:rPr>
+      </w:pPr>
+      <w:r>
+        <w:rPr>
+          <w:rFonts w:ascii="Times New Roman" w:hAnsi="Times New Roman" w:cs="Times New Roman"/>
+        </w:rPr>
+        <w:t>  phpmyadmin:</w:t>
+      </w:r>
+    </w:p>
+    <w:p>
+      <w:pPr>
+        <w:ind w:firstLine="0"/>
+        <w:rPr>
+          <w:rFonts w:ascii="Times New Roman" w:hAnsi="Times New Roman" w:cs="Times New Roman"/>
+        </w:rPr>
+      </w:pPr>
+      <w:r>
+        <w:rPr>
+          <w:rFonts w:ascii="Times New Roman" w:hAnsi="Times New Roman" w:cs="Times New Roman"/>
+        </w:rPr>
+        <w:t>    image: phpmyadmin:latest</w:t>
+      </w:r>
+    </w:p>
+    <w:p>
+      <w:pPr>
+        <w:ind w:firstLine="0"/>
+        <w:rPr>
+          <w:rFonts w:ascii="Times New Roman" w:hAnsi="Times New Roman" w:cs="Times New Roman"/>
+        </w:rPr>
+      </w:pPr>
+      <w:r>
+        <w:rPr>
+          <w:rFonts w:ascii="Times New Roman" w:hAnsi="Times New Roman" w:cs="Times New Roman"/>
+        </w:rPr>
+        <w:t>    container_name: pma_gui</w:t>
+      </w:r>
+    </w:p>
+    <w:p>
+      <w:pPr>
+        <w:ind w:firstLine="0"/>
+        <w:rPr>
+          <w:rFonts w:ascii="Times New Roman" w:hAnsi="Times New Roman" w:cs="Times New Roman"/>
+        </w:rPr>
+      </w:pPr>
+      <w:r>
+        <w:rPr>
+          <w:rFonts w:ascii="Times New Roman" w:hAnsi="Times New Roman" w:cs="Times New Roman"/>
+        </w:rPr>
+        <w:t>    restart: always</w:t>
+      </w:r>
+    </w:p>
+    <w:p>
+      <w:pPr>
+        <w:ind w:firstLine="0"/>
+        <w:rPr>
+          <w:rFonts w:ascii="Times New Roman" w:hAnsi="Times New Roman" w:cs="Times New Roman"/>
+        </w:rPr>
+      </w:pPr>
+      <w:r>
+        <w:rPr>
+          <w:rFonts w:ascii="Times New Roman" w:hAnsi="Times New Roman" w:cs="Times New Roman"/>
+        </w:rPr>
+        <w:t>    ports:</w:t>
+      </w:r>
+    </w:p>
+    <w:p>
+      <w:pPr>
+        <w:ind w:firstLine="0"/>
+        <w:rPr>
+          <w:rFonts w:ascii="Times New Roman" w:hAnsi="Times New Roman" w:cs="Times New Roman"/>
+        </w:rPr>
+      </w:pPr>
+      <w:r>
+        <w:rPr>
+          <w:rFonts w:ascii="Times New Roman" w:hAnsi="Times New Roman" w:cs="Times New Roman"/>
+        </w:rPr>
+        <w:t>      - "8081:80"</w:t>
+      </w:r>
+    </w:p>
+    <w:p>
+      <w:pPr>
+        <w:ind w:firstLine="0"/>
+        <w:rPr>
+          <w:rFonts w:ascii="Times New Roman" w:hAnsi="Times New Roman" w:cs="Times New Roman"/>
+        </w:rPr>
+      </w:pPr>
+      <w:r>
+        <w:rPr>
+          <w:rFonts w:ascii="Times New Roman" w:hAnsi="Times New Roman" w:cs="Times New Roman"/>
+        </w:rPr>
+        <w:t>    environment:</w:t>
+      </w:r>
+    </w:p>
+    <w:p>
+      <w:pPr>
+        <w:ind w:firstLine="0"/>
+        <w:rPr>
+          <w:rFonts w:ascii="Times New Roman" w:hAnsi="Times New Roman" w:cs="Times New Roman"/>
+        </w:rPr>
+      </w:pPr>
+      <w:r>
+        <w:rPr>
+          <w:rFonts w:ascii="Times New Roman" w:hAnsi="Times New Roman" w:cs="Times New Roman"/>
+        </w:rPr>
+        <w:t>      PMA_HOST: db</w:t>
+      </w:r>
+    </w:p>
+    <w:p>
+      <w:pPr>
+        <w:ind w:firstLine="0"/>
+        <w:rPr>
+          <w:rFonts w:ascii="Times New Roman" w:hAnsi="Times New Roman" w:cs="Times New Roman"/>
+        </w:rPr>
+      </w:pPr>
+      <w:r>
+        <w:rPr>
+          <w:rFonts w:ascii="Times New Roman" w:hAnsi="Times New Roman" w:cs="Times New Roman"/>
+        </w:rPr>
+        <w:t>      PMA_USER: root</w:t>
+      </w:r>
+    </w:p>
+    <w:p>
+      <w:pPr>
+        <w:ind w:firstLine="0"/>
+        <w:rPr>
+          <w:rFonts w:ascii="Times New Roman" w:hAnsi="Times New Roman" w:cs="Times New Roman"/>
+        </w:rPr>
+      </w:pPr>
+      <w:r>
+        <w:rPr>
+          <w:rFonts w:ascii="Times New Roman" w:hAnsi="Times New Roman" w:cs="Times New Roman"/>
+        </w:rPr>
+        <w:lastRenderedPageBreak/>
+        <w:t>      PMA_PASSWORD: rootpassword</w:t>
+      </w:r>
+    </w:p>
+    <w:p>
+      <w:pPr>
+        <w:ind w:firstLine="0"/>
+        <w:rPr>
+          <w:rFonts w:ascii="Times New Roman" w:hAnsi="Times New Roman" w:cs="Times New Roman"/>
+        </w:rPr>
+      </w:pPr>
+      <w:r>
+        <w:rPr>
+          <w:rFonts w:ascii="Times New Roman" w:hAnsi="Times New Roman" w:cs="Times New Roman"/>
+        </w:rPr>
+        <w:t>    depends_on:</w:t>
+      </w:r>
+    </w:p>
+    <w:p>
+      <w:pPr>
+        <w:ind w:firstLine="0"/>
+        <w:rPr>
+          <w:rFonts w:ascii="Times New Roman" w:hAnsi="Times New Roman" w:cs="Times New Roman"/>
+        </w:rPr>
+      </w:pPr>
+      <w:r>
+        <w:rPr>
+          <w:rFonts w:ascii="Times New Roman" w:hAnsi="Times New Roman" w:cs="Times New Roman"/>
+        </w:rPr>
+        <w:t>      - db</w:t>
+      </w:r>
+    </w:p>
+    <w:p>
+      <w:pPr>
+        <w:ind w:firstLine="0"/>
+        <w:rPr>
+          <w:rFonts w:ascii="Times New Roman" w:hAnsi="Times New Roman" w:cs="Times New Roman"/>
+        </w:rPr>
+      </w:pPr>
+    </w:p>
+    <w:p>
+      <w:pPr>
+        <w:ind w:firstLine="0"/>
+        <w:rPr>
+          <w:rFonts w:ascii="Times New Roman" w:hAnsi="Times New Roman" w:cs="Times New Roman"/>
+        </w:rPr>
+      </w:pPr>
+      <w:r>
+        <w:rPr>
+          <w:rFonts w:ascii="Times New Roman" w:hAnsi="Times New Roman" w:cs="Times New Roman"/>
+        </w:rPr>
+        <w:t>volumes:</w:t>
+      </w:r>
+    </w:p>
+    <w:p>
+      <w:pPr>
+        <w:ind w:firstLine="0"/>
+        <w:rPr>
+          <w:rFonts w:ascii="Times New Roman" w:hAnsi="Times New Roman" w:cs="Times New Roman"/>
+        </w:rPr>
+      </w:pPr>
+      <w:r>
+        <w:rPr>
+          <w:rFonts w:ascii="Times New Roman" w:hAnsi="Times New Roman" w:cs="Times New Roman"/>
+        </w:rPr>
+        <w:t>  mysql_data:</w:t>
+      </w:r>
+    </w:p>
+    <w:p>
+      <w:pPr>
+        <w:ind w:firstLine="0"/>
+        <w:rPr>
+          <w:rFonts w:ascii="Times New Roman" w:hAnsi="Times New Roman" w:cs="Times New Roman"/>
+        </w:rPr>
+      </w:pPr>
+      <w:r>
+        <w:rPr>
+          <w:rFonts w:ascii="Times New Roman" w:hAnsi="Times New Roman" w:cs="Times New Roman"/>
+        </w:rPr>
+        <w:t xml:space="preserve">  </w:t>
+      </w:r>
+      <w:r>
+        <w:rPr>
+          <w:rFonts w:ascii="Times New Roman" w:hAnsi="Times New Roman" w:cs="Times New Roman"/>
+          <w:b/>
+          <w:bCs/>
+        </w:rPr>
+        <w:t>image: phpmyadmin:latest</w:t>
+      </w:r>
+      <w:r>
+        <w:rPr>
+          <w:rFonts w:ascii="Times New Roman" w:hAnsi="Times New Roman" w:cs="Times New Roman"/>
+        </w:rPr>
+        <w:t>: Tải bản mới nhất của công cụ phpMyAdmin.</w:t>
+      </w:r>
+    </w:p>
+    <w:p>
+      <w:pPr>
+        <w:ind w:firstLine="0"/>
+        <w:rPr>
+          <w:rFonts w:ascii="Times New Roman" w:hAnsi="Times New Roman" w:cs="Times New Roman"/>
+        </w:rPr>
+      </w:pPr>
+      <w:r>
+        <w:rPr>
+          <w:rFonts w:ascii="Times New Roman" w:hAnsi="Times New Roman" w:cs="Times New Roman"/>
+        </w:rPr>
+        <w:t xml:space="preserve">  </w:t>
+      </w:r>
+      <w:r>
+        <w:rPr>
+          <w:rFonts w:ascii="Times New Roman" w:hAnsi="Times New Roman" w:cs="Times New Roman"/>
+          <w:b/>
+          <w:bCs/>
+        </w:rPr>
+        <w:t>ports: - "8081:80"</w:t>
+      </w:r>
+      <w:r>
+        <w:rPr>
+          <w:rFonts w:ascii="Times New Roman" w:hAnsi="Times New Roman" w:cs="Times New Roman"/>
+        </w:rPr>
+        <w:t xml:space="preserve">: Cổng </w:t>
+      </w:r>
+      <w:r>
+        <w:rPr>
+          <w:rFonts w:ascii="Times New Roman" w:hAnsi="Times New Roman" w:cs="Times New Roman"/>
+          <w:b/>
+          <w:bCs/>
+        </w:rPr>
+        <w:t>80</w:t>
+      </w:r>
+      <w:r>
+        <w:rPr>
+          <w:rFonts w:ascii="Times New Roman" w:hAnsi="Times New Roman" w:cs="Times New Roman"/>
+        </w:rPr>
+        <w:t xml:space="preserve"> là cổng mặc định bên trong container phpMyAdmin, chúng ta ánh xạ nó ra cổng </w:t>
+      </w:r>
+      <w:r>
+        <w:rPr>
+          <w:rFonts w:ascii="Times New Roman" w:hAnsi="Times New Roman" w:cs="Times New Roman"/>
+          <w:b/>
+          <w:bCs/>
+        </w:rPr>
+        <w:t>8081</w:t>
+      </w:r>
+      <w:r>
+        <w:rPr>
+          <w:rFonts w:ascii="Times New Roman" w:hAnsi="Times New Roman" w:cs="Times New Roman"/>
+        </w:rPr>
+        <w:t xml:space="preserve"> của máy thật.</w:t>
+      </w:r>
+    </w:p>
+    <w:p>
+      <w:pPr>
+        <w:ind w:firstLine="0"/>
+        <w:rPr>
+          <w:rFonts w:ascii="Times New Roman" w:hAnsi="Times New Roman" w:cs="Times New Roman"/>
+        </w:rPr>
+      </w:pPr>
+      <w:r>
+        <w:rPr>
+          <w:rFonts w:ascii="Times New Roman" w:hAnsi="Times New Roman" w:cs="Times New Roman"/>
+        </w:rPr>
+        <w:t xml:space="preserve">  </w:t>
+      </w:r>
+      <w:r>
+        <w:rPr>
+          <w:rFonts w:ascii="Times New Roman" w:hAnsi="Times New Roman" w:cs="Times New Roman"/>
+          <w:b/>
+          <w:bCs/>
+        </w:rPr>
+        <w:t>environment trong phpmyadmin</w:t>
+      </w:r>
+      <w:r>
+        <w:rPr>
+          <w:rFonts w:ascii="Times New Roman" w:hAnsi="Times New Roman" w:cs="Times New Roman"/>
+        </w:rPr>
+        <w:t>:</w:t>
+      </w:r>
+    </w:p>
+    <w:p>
+      <w:pPr>
+        <w:numPr>
+          <w:ilvl w:val="0"/>
+          <w:numId w:val="8"/>
+        </w:numPr>
+        <w:rPr>
+          <w:rFonts w:ascii="Times New Roman" w:hAnsi="Times New Roman" w:cs="Times New Roman"/>
+        </w:rPr>
+      </w:pPr>
+      <w:r>
+        <w:rPr>
+          <w:rFonts w:ascii="Times New Roman" w:hAnsi="Times New Roman" w:cs="Times New Roman"/>
+        </w:rPr>
+        <w:t>PMA_HOST: db điền tên service của MySQL (ở đây là db) để phpMyAdmin biết nó cần kết nối vào đâu.</w:t>
+      </w:r>
+    </w:p>
+    <w:p>
+      <w:pPr>
+        <w:numPr>
+          <w:ilvl w:val="0"/>
+          <w:numId w:val="8"/>
+        </w:numPr>
+        <w:rPr>
+          <w:rFonts w:ascii="Times New Roman" w:hAnsi="Times New Roman" w:cs="Times New Roman"/>
+        </w:rPr>
+      </w:pPr>
+      <w:r>
+        <w:rPr>
+          <w:rFonts w:ascii="Times New Roman" w:hAnsi="Times New Roman" w:cs="Times New Roman"/>
+        </w:rPr>
+        <w:t>PMA_USER &amp; PMA_PASSWORD: Thông tin đăng nhập mặc định khi mở trình duyệt.</w:t>
+      </w:r>
+    </w:p>
+    <w:p>
+      <w:pPr>
+        <w:ind w:firstLine="0"/>
+        <w:rPr>
+          <w:rFonts w:ascii="Times New Roman" w:hAnsi="Times New Roman" w:cs="Times New Roman"/>
+        </w:rPr>
+      </w:pPr>
+      <w:r>
+        <w:rPr>
+          <w:rFonts w:ascii="Times New Roman" w:hAnsi="Times New Roman" w:cs="Times New Roman"/>
+        </w:rPr>
+        <w:t xml:space="preserve">  </w:t>
+      </w:r>
+      <w:r>
+        <w:rPr>
+          <w:rFonts w:ascii="Times New Roman" w:hAnsi="Times New Roman" w:cs="Times New Roman"/>
+          <w:b/>
+          <w:bCs/>
+        </w:rPr>
+        <w:t>depends_on</w:t>
+      </w:r>
+      <w:r>
+        <w:rPr>
+          <w:rFonts w:ascii="Times New Roman" w:hAnsi="Times New Roman" w:cs="Times New Roman"/>
+        </w:rPr>
+        <w:t>: Dòng này báo cho Docker biết rằng: "Hãy khởi động MySQL (db) trước, sau đó mới khởi động phpMyAdmin</w:t>
+      </w:r>
+    </w:p>
+    <w:p>
+      <w:pPr>
+        <w:ind w:firstLine="0"/>
+        <w:rPr>
+          <w:rFonts w:ascii="Times New Roman" w:hAnsi="Times New Roman" w:cs="Times New Roman"/>
+        </w:rPr>
+      </w:pPr>
+    </w:p>
     <w:sectPr>
       <w:pgSz w:w="11907" w:h="16840" w:code="9"/>
       <w:pgMar w:top="1138" w:right="1138" w:bottom="851" w:left="1701" w:header="720" w:footer="720" w:gutter="0"/>
@@ -484,6 +1626,155 @@
 <file path=word/numbering.xml><?xml version="1.0" encoding="utf-8"?>
 <w:numbering xmlns:wpc="http://schemas.microsoft.com/office/word/2010/wordprocessingCanvas" xmlns:cx="http://schemas.microsoft.com/office/drawing/2014/chartex" xmlns:cx1="http://schemas.microsoft.com/office/drawing/2015/9/8/chartex" xmlns:cx2="http://schemas.microsoft.com/office/drawing/2015/10/21/chartex" xmlns:cx3="http://schemas.microsoft.com/office/drawing/2016/5/9/chartex" xmlns:cx4="http://schemas.microsoft.com/office/drawing/2016/5/10/chartex" xmlns:cx5="http://schemas.microsoft.com/office/drawing/2016/5/11/chartex" xmlns:cx6="http://schemas.microsoft.com/office/drawing/2016/5/12/chartex" xmlns:cx7="http://schemas.microsoft.com/office/drawing/2016/5/13/chartex" xmlns:cx8="http://schemas.microsoft.com/office/drawing/2016/5/14/chartex" xmlns:mc="http://schemas.openxmlformats.org/markup-compatibility/2006" xmlns:aink="http://schemas.microsoft.com/office/drawing/2016/ink" xmlns:am3d="http://schemas.microsoft.com/office/drawing/2017/model3d" xmlns:o="urn:schemas-microsoft-com:office:office" xmlns:oel="http://schemas.microsoft.com/office/2019/extlst" xmlns:r="http://schemas.openxmlformats.org/officeDocument/2006/relationships" xmlns:m="http://schemas.openxmlformats.org/officeDocument/2006/math" xmlns:v="urn:schemas-microsoft-com:vml" xmlns:wp14="http://schemas.microsoft.com/office/word/2010/wordprocessingDrawing" xmlns:wp="http://schemas.openxmlformats.org/drawingml/2006/wordprocessingDrawing" xmlns:w10="urn:schemas-microsoft-com:office:word" xmlns:w="http://schemas.openxmlformats.org/wordprocessingml/2006/main" xmlns:w14="http://schemas.microsoft.com/office/word/2010/wordml" xmlns:w15="http://schemas.microsoft.com/office/word/2012/wordml" xmlns:w16cex="http://schemas.microsoft.com/office/word/2018/wordml/cex" xmlns:w16cid="http://schemas.microsoft.com/office/word/2016/wordml/cid" xmlns:w16="http://schemas.microsoft.com/office/word/2018/wordml" xmlns:w16du="http://schemas.microsoft.com/office/word/2023/wordml/word16du" xmlns:w16sdtdh="http://schemas.microsoft.com/office/word/2020/wordml/sdtdatahash" xmlns:w16sdtfl="http://schemas.microsoft.com/office/word/2024/wordml/sdtformatlock" xmlns:w16se="http://schemas.microsoft.com/office/word/2015/wordml/symex" xmlns:wpg="http://schemas.microsoft.com/office/word/2010/wordprocessingGroup" xmlns:wpi="http://schemas.microsoft.com/office/word/2010/wordprocessingInk" xmlns:wne="http://schemas.microsoft.com/office/word/2006/wordml" xmlns:wps="http://schemas.microsoft.com/office/word/2010/wordprocessingShape" mc:Ignorable="w14 w15 w16se w16cid w16 w16cex w16sdtdh w16sdtfl w16du wp14">
   <w:abstractNum w:abstractNumId="0" w15:restartNumberingAfterBreak="0">
+    <w:nsid w:val="010A0941"/>
+    <w:multiLevelType w:val="multilevel"/>
+    <w:tmpl w:val="486CC072"/>
+    <w:lvl w:ilvl="0">
+      <w:start w:val="1"/>
+      <w:numFmt w:val="bullet"/>
+      <w:lvlText w:val=""/>
+      <w:lvlJc w:val="left"/>
+      <w:pPr>
+        <w:tabs>
+          <w:tab w:val="num" w:pos="720"/>
+        </w:tabs>
+        <w:ind w:left="720" w:hanging="360"/>
+      </w:pPr>
+      <w:rPr>
+        <w:rFonts w:ascii="Symbol" w:hAnsi="Symbol" w:hint="default"/>
+        <w:sz w:val="20"/>
+      </w:rPr>
+    </w:lvl>
+    <w:lvl w:ilvl="1">
+      <w:start w:val="1"/>
+      <w:numFmt w:val="bullet"/>
+      <w:lvlText w:val="o"/>
+      <w:lvlJc w:val="left"/>
+      <w:pPr>
+        <w:tabs>
+          <w:tab w:val="num" w:pos="1440"/>
+        </w:tabs>
+        <w:ind w:left="1440" w:hanging="360"/>
+      </w:pPr>
+      <w:rPr>
+        <w:rFonts w:ascii="Courier New" w:hAnsi="Courier New" w:hint="default"/>
+        <w:sz w:val="20"/>
+      </w:rPr>
+    </w:lvl>
+    <w:lvl w:ilvl="2" w:tentative="1">
+      <w:start w:val="1"/>
+      <w:numFmt w:val="bullet"/>
+      <w:lvlText w:val=""/>
+      <w:lvlJc w:val="left"/>
+      <w:pPr>
+        <w:tabs>
+          <w:tab w:val="num" w:pos="2160"/>
+        </w:tabs>
+        <w:ind w:left="2160" w:hanging="360"/>
+      </w:pPr>
+      <w:rPr>
+        <w:rFonts w:ascii="Wingdings" w:hAnsi="Wingdings" w:hint="default"/>
+        <w:sz w:val="20"/>
+      </w:rPr>
+    </w:lvl>
+    <w:lvl w:ilvl="3" w:tentative="1">
+      <w:start w:val="1"/>
+      <w:numFmt w:val="bullet"/>
+      <w:lvlText w:val=""/>
+      <w:lvlJc w:val="left"/>
+      <w:pPr>
+        <w:tabs>
+          <w:tab w:val="num" w:pos="2880"/>
+        </w:tabs>
+        <w:ind w:left="2880" w:hanging="360"/>
+      </w:pPr>
+      <w:rPr>
+        <w:rFonts w:ascii="Wingdings" w:hAnsi="Wingdings" w:hint="default"/>
+        <w:sz w:val="20"/>
+      </w:rPr>
+    </w:lvl>
+    <w:lvl w:ilvl="4" w:tentative="1">
+      <w:start w:val="1"/>
+      <w:numFmt w:val="bullet"/>
+      <w:lvlText w:val=""/>
+      <w:lvlJc w:val="left"/>
+      <w:pPr>
+        <w:tabs>
+          <w:tab w:val="num" w:pos="3600"/>
+        </w:tabs>
+        <w:ind w:left="3600" w:hanging="360"/>
+      </w:pPr>
+      <w:rPr>
+        <w:rFonts w:ascii="Wingdings" w:hAnsi="Wingdings" w:hint="default"/>
+        <w:sz w:val="20"/>
+      </w:rPr>
+    </w:lvl>
+    <w:lvl w:ilvl="5" w:tentative="1">
+      <w:start w:val="1"/>
+      <w:numFmt w:val="bullet"/>
+      <w:lvlText w:val=""/>
+      <w:lvlJc w:val="left"/>
+      <w:pPr>
+        <w:tabs>
+          <w:tab w:val="num" w:pos="4320"/>
+        </w:tabs>
+        <w:ind w:left="4320" w:hanging="360"/>
+      </w:pPr>
+      <w:rPr>
+        <w:rFonts w:ascii="Wingdings" w:hAnsi="Wingdings" w:hint="default"/>
+        <w:sz w:val="20"/>
+      </w:rPr>
+    </w:lvl>
+    <w:lvl w:ilvl="6" w:tentative="1">
+      <w:start w:val="1"/>
+      <w:numFmt w:val="bullet"/>
+      <w:lvlText w:val=""/>
+      <w:lvlJc w:val="left"/>
+      <w:pPr>
+        <w:tabs>
+          <w:tab w:val="num" w:pos="5040"/>
+        </w:tabs>
+        <w:ind w:left="5040" w:hanging="360"/>
+      </w:pPr>
+      <w:rPr>
+        <w:rFonts w:ascii="Wingdings" w:hAnsi="Wingdings" w:hint="default"/>
+        <w:sz w:val="20"/>
+      </w:rPr>
+    </w:lvl>
+    <w:lvl w:ilvl="7" w:tentative="1">
+      <w:start w:val="1"/>
+      <w:numFmt w:val="bullet"/>
+      <w:lvlText w:val=""/>
+      <w:lvlJc w:val="left"/>
+      <w:pPr>
+        <w:tabs>
+          <w:tab w:val="num" w:pos="5760"/>
+        </w:tabs>
+        <w:ind w:left="5760" w:hanging="360"/>
+      </w:pPr>
+      <w:rPr>
+        <w:rFonts w:ascii="Wingdings" w:hAnsi="Wingdings" w:hint="default"/>
+        <w:sz w:val="20"/>
+      </w:rPr>
+    </w:lvl>
+    <w:lvl w:ilvl="8" w:tentative="1">
+      <w:start w:val="1"/>
+      <w:numFmt w:val="bullet"/>
+      <w:lvlText w:val=""/>
+      <w:lvlJc w:val="left"/>
+      <w:pPr>
+        <w:tabs>
+          <w:tab w:val="num" w:pos="6480"/>
+        </w:tabs>
+        <w:ind w:left="6480" w:hanging="360"/>
+      </w:pPr>
+      <w:rPr>
+        <w:rFonts w:ascii="Wingdings" w:hAnsi="Wingdings" w:hint="default"/>
+        <w:sz w:val="20"/>
+      </w:rPr>
+    </w:lvl>
+  </w:abstractNum>
+  <w:abstractNum w:abstractNumId="1" w15:restartNumberingAfterBreak="0">
     <w:nsid w:val="12EF1AEB"/>
     <w:multiLevelType w:val="hybridMultilevel"/>
     <w:tmpl w:val="F3E41E98"/>
@@ -572,7 +1863,7 @@
       </w:pPr>
     </w:lvl>
   </w:abstractNum>
-  <w:abstractNum w:abstractNumId="1" w15:restartNumberingAfterBreak="0">
+  <w:abstractNum w:abstractNumId="2" w15:restartNumberingAfterBreak="0">
     <w:nsid w:val="19395788"/>
     <w:multiLevelType w:val="hybridMultilevel"/>
     <w:tmpl w:val="E8D244E4"/>
@@ -661,7 +1952,454 @@
       </w:pPr>
     </w:lvl>
   </w:abstractNum>
-  <w:abstractNum w:abstractNumId="2" w15:restartNumberingAfterBreak="0">
+  <w:abstractNum w:abstractNumId="3" w15:restartNumberingAfterBreak="0">
+    <w:nsid w:val="1B704F0D"/>
+    <w:multiLevelType w:val="multilevel"/>
+    <w:tmpl w:val="C8AACAD8"/>
+    <w:lvl w:ilvl="0">
+      <w:start w:val="1"/>
+      <w:numFmt w:val="bullet"/>
+      <w:lvlText w:val=""/>
+      <w:lvlJc w:val="left"/>
+      <w:pPr>
+        <w:tabs>
+          <w:tab w:val="num" w:pos="720"/>
+        </w:tabs>
+        <w:ind w:left="720" w:hanging="360"/>
+      </w:pPr>
+      <w:rPr>
+        <w:rFonts w:ascii="Symbol" w:hAnsi="Symbol" w:hint="default"/>
+        <w:sz w:val="20"/>
+      </w:rPr>
+    </w:lvl>
+    <w:lvl w:ilvl="1" w:tentative="1">
+      <w:start w:val="1"/>
+      <w:numFmt w:val="bullet"/>
+      <w:lvlText w:val="o"/>
+      <w:lvlJc w:val="left"/>
+      <w:pPr>
+        <w:tabs>
+          <w:tab w:val="num" w:pos="1440"/>
+        </w:tabs>
+        <w:ind w:left="1440" w:hanging="360"/>
+      </w:pPr>
+      <w:rPr>
+        <w:rFonts w:ascii="Courier New" w:hAnsi="Courier New" w:hint="default"/>
+        <w:sz w:val="20"/>
+      </w:rPr>
+    </w:lvl>
+    <w:lvl w:ilvl="2" w:tentative="1">
+      <w:start w:val="1"/>
+      <w:numFmt w:val="bullet"/>
+      <w:lvlText w:val=""/>
+      <w:lvlJc w:val="left"/>
+      <w:pPr>
+        <w:tabs>
+          <w:tab w:val="num" w:pos="2160"/>
+        </w:tabs>
+        <w:ind w:left="2160" w:hanging="360"/>
+      </w:pPr>
+      <w:rPr>
+        <w:rFonts w:ascii="Wingdings" w:hAnsi="Wingdings" w:hint="default"/>
+        <w:sz w:val="20"/>
+      </w:rPr>
+    </w:lvl>
+    <w:lvl w:ilvl="3" w:tentative="1">
+      <w:start w:val="1"/>
+      <w:numFmt w:val="bullet"/>
+      <w:lvlText w:val=""/>
+      <w:lvlJc w:val="left"/>
+      <w:pPr>
+        <w:tabs>
+          <w:tab w:val="num" w:pos="2880"/>
+        </w:tabs>
+        <w:ind w:left="2880" w:hanging="360"/>
+      </w:pPr>
+      <w:rPr>
+        <w:rFonts w:ascii="Wingdings" w:hAnsi="Wingdings" w:hint="default"/>
+        <w:sz w:val="20"/>
+      </w:rPr>
+    </w:lvl>
+    <w:lvl w:ilvl="4" w:tentative="1">
+      <w:start w:val="1"/>
+      <w:numFmt w:val="bullet"/>
+      <w:lvlText w:val=""/>
+      <w:lvlJc w:val="left"/>
+      <w:pPr>
+        <w:tabs>
+          <w:tab w:val="num" w:pos="3600"/>
+        </w:tabs>
+        <w:ind w:left="3600" w:hanging="360"/>
+      </w:pPr>
+      <w:rPr>
+        <w:rFonts w:ascii="Wingdings" w:hAnsi="Wingdings" w:hint="default"/>
+        <w:sz w:val="20"/>
+      </w:rPr>
+    </w:lvl>
+    <w:lvl w:ilvl="5" w:tentative="1">
+      <w:start w:val="1"/>
+      <w:numFmt w:val="bullet"/>
+      <w:lvlText w:val=""/>
+      <w:lvlJc w:val="left"/>
+      <w:pPr>
+        <w:tabs>
+          <w:tab w:val="num" w:pos="4320"/>
+        </w:tabs>
+        <w:ind w:left="4320" w:hanging="360"/>
+      </w:pPr>
+      <w:rPr>
+        <w:rFonts w:ascii="Wingdings" w:hAnsi="Wingdings" w:hint="default"/>
+        <w:sz w:val="20"/>
+      </w:rPr>
+    </w:lvl>
+    <w:lvl w:ilvl="6" w:tentative="1">
+      <w:start w:val="1"/>
+      <w:numFmt w:val="bullet"/>
+      <w:lvlText w:val=""/>
+      <w:lvlJc w:val="left"/>
+      <w:pPr>
+        <w:tabs>
+          <w:tab w:val="num" w:pos="5040"/>
+        </w:tabs>
+        <w:ind w:left="5040" w:hanging="360"/>
+      </w:pPr>
+      <w:rPr>
+        <w:rFonts w:ascii="Wingdings" w:hAnsi="Wingdings" w:hint="default"/>
+        <w:sz w:val="20"/>
+      </w:rPr>
+    </w:lvl>
+    <w:lvl w:ilvl="7" w:tentative="1">
+      <w:start w:val="1"/>
+      <w:numFmt w:val="bullet"/>
+      <w:lvlText w:val=""/>
+      <w:lvlJc w:val="left"/>
+      <w:pPr>
+        <w:tabs>
+          <w:tab w:val="num" w:pos="5760"/>
+        </w:tabs>
+        <w:ind w:left="5760" w:hanging="360"/>
+      </w:pPr>
+      <w:rPr>
+        <w:rFonts w:ascii="Wingdings" w:hAnsi="Wingdings" w:hint="default"/>
+        <w:sz w:val="20"/>
+      </w:rPr>
+    </w:lvl>
+    <w:lvl w:ilvl="8" w:tentative="1">
+      <w:start w:val="1"/>
+      <w:numFmt w:val="bullet"/>
+      <w:lvlText w:val=""/>
+      <w:lvlJc w:val="left"/>
+      <w:pPr>
+        <w:tabs>
+          <w:tab w:val="num" w:pos="6480"/>
+        </w:tabs>
+        <w:ind w:left="6480" w:hanging="360"/>
+      </w:pPr>
+      <w:rPr>
+        <w:rFonts w:ascii="Wingdings" w:hAnsi="Wingdings" w:hint="default"/>
+        <w:sz w:val="20"/>
+      </w:rPr>
+    </w:lvl>
+  </w:abstractNum>
+  <w:abstractNum w:abstractNumId="4" w15:restartNumberingAfterBreak="0">
+    <w:nsid w:val="2E0A796F"/>
+    <w:multiLevelType w:val="multilevel"/>
+    <w:tmpl w:val="BF6A011A"/>
+    <w:lvl w:ilvl="0">
+      <w:start w:val="1"/>
+      <w:numFmt w:val="bullet"/>
+      <w:lvlText w:val=""/>
+      <w:lvlJc w:val="left"/>
+      <w:pPr>
+        <w:tabs>
+          <w:tab w:val="num" w:pos="720"/>
+        </w:tabs>
+        <w:ind w:left="720" w:hanging="360"/>
+      </w:pPr>
+      <w:rPr>
+        <w:rFonts w:ascii="Symbol" w:hAnsi="Symbol" w:hint="default"/>
+        <w:sz w:val="20"/>
+      </w:rPr>
+    </w:lvl>
+    <w:lvl w:ilvl="1">
+      <w:start w:val="1"/>
+      <w:numFmt w:val="bullet"/>
+      <w:lvlText w:val="o"/>
+      <w:lvlJc w:val="left"/>
+      <w:pPr>
+        <w:tabs>
+          <w:tab w:val="num" w:pos="1440"/>
+        </w:tabs>
+        <w:ind w:left="1440" w:hanging="360"/>
+      </w:pPr>
+      <w:rPr>
+        <w:rFonts w:ascii="Courier New" w:hAnsi="Courier New" w:hint="default"/>
+        <w:sz w:val="20"/>
+      </w:rPr>
+    </w:lvl>
+    <w:lvl w:ilvl="2" w:tentative="1">
+      <w:start w:val="1"/>
+      <w:numFmt w:val="bullet"/>
+      <w:lvlText w:val=""/>
+      <w:lvlJc w:val="left"/>
+      <w:pPr>
+        <w:tabs>
+          <w:tab w:val="num" w:pos="2160"/>
+        </w:tabs>
+        <w:ind w:left="2160" w:hanging="360"/>
+      </w:pPr>
+      <w:rPr>
+        <w:rFonts w:ascii="Wingdings" w:hAnsi="Wingdings" w:hint="default"/>
+        <w:sz w:val="20"/>
+      </w:rPr>
+    </w:lvl>
+    <w:lvl w:ilvl="3" w:tentative="1">
+      <w:start w:val="1"/>
+      <w:numFmt w:val="bullet"/>
+      <w:lvlText w:val=""/>
+      <w:lvlJc w:val="left"/>
+      <w:pPr>
+        <w:tabs>
+          <w:tab w:val="num" w:pos="2880"/>
+        </w:tabs>
+        <w:ind w:left="2880" w:hanging="360"/>
+      </w:pPr>
+      <w:rPr>
+        <w:rFonts w:ascii="Wingdings" w:hAnsi="Wingdings" w:hint="default"/>
+        <w:sz w:val="20"/>
+      </w:rPr>
+    </w:lvl>
+    <w:lvl w:ilvl="4" w:tentative="1">
+      <w:start w:val="1"/>
+      <w:numFmt w:val="bullet"/>
+      <w:lvlText w:val=""/>
+      <w:lvlJc w:val="left"/>
+      <w:pPr>
+        <w:tabs>
+          <w:tab w:val="num" w:pos="3600"/>
+        </w:tabs>
+        <w:ind w:left="3600" w:hanging="360"/>
+      </w:pPr>
+      <w:rPr>
+        <w:rFonts w:ascii="Wingdings" w:hAnsi="Wingdings" w:hint="default"/>
+        <w:sz w:val="20"/>
+      </w:rPr>
+    </w:lvl>
+    <w:lvl w:ilvl="5" w:tentative="1">
+      <w:start w:val="1"/>
+      <w:numFmt w:val="bullet"/>
+      <w:lvlText w:val=""/>
+      <w:lvlJc w:val="left"/>
+      <w:pPr>
+        <w:tabs>
+          <w:tab w:val="num" w:pos="4320"/>
+        </w:tabs>
+        <w:ind w:left="4320" w:hanging="360"/>
+      </w:pPr>
+      <w:rPr>
+        <w:rFonts w:ascii="Wingdings" w:hAnsi="Wingdings" w:hint="default"/>
+        <w:sz w:val="20"/>
+      </w:rPr>
+    </w:lvl>
+    <w:lvl w:ilvl="6" w:tentative="1">
+      <w:start w:val="1"/>
+      <w:numFmt w:val="bullet"/>
+      <w:lvlText w:val=""/>
+      <w:lvlJc w:val="left"/>
+      <w:pPr>
+        <w:tabs>
+          <w:tab w:val="num" w:pos="5040"/>
+        </w:tabs>
+        <w:ind w:left="5040" w:hanging="360"/>
+      </w:pPr>
+      <w:rPr>
+        <w:rFonts w:ascii="Wingdings" w:hAnsi="Wingdings" w:hint="default"/>
+        <w:sz w:val="20"/>
+      </w:rPr>
+    </w:lvl>
+    <w:lvl w:ilvl="7" w:tentative="1">
+      <w:start w:val="1"/>
+      <w:numFmt w:val="bullet"/>
+      <w:lvlText w:val=""/>
+      <w:lvlJc w:val="left"/>
+      <w:pPr>
+        <w:tabs>
+          <w:tab w:val="num" w:pos="5760"/>
+        </w:tabs>
+        <w:ind w:left="5760" w:hanging="360"/>
+      </w:pPr>
+      <w:rPr>
+        <w:rFonts w:ascii="Wingdings" w:hAnsi="Wingdings" w:hint="default"/>
+        <w:sz w:val="20"/>
+      </w:rPr>
+    </w:lvl>
+    <w:lvl w:ilvl="8" w:tentative="1">
+      <w:start w:val="1"/>
+      <w:numFmt w:val="bullet"/>
+      <w:lvlText w:val=""/>
+      <w:lvlJc w:val="left"/>
+      <w:pPr>
+        <w:tabs>
+          <w:tab w:val="num" w:pos="6480"/>
+        </w:tabs>
+        <w:ind w:left="6480" w:hanging="360"/>
+      </w:pPr>
+      <w:rPr>
+        <w:rFonts w:ascii="Wingdings" w:hAnsi="Wingdings" w:hint="default"/>
+        <w:sz w:val="20"/>
+      </w:rPr>
+    </w:lvl>
+  </w:abstractNum>
+  <w:abstractNum w:abstractNumId="5" w15:restartNumberingAfterBreak="0">
+    <w:nsid w:val="3B6C694A"/>
+    <w:multiLevelType w:val="multilevel"/>
+    <w:tmpl w:val="F10623B0"/>
+    <w:lvl w:ilvl="0">
+      <w:start w:val="1"/>
+      <w:numFmt w:val="bullet"/>
+      <w:lvlText w:val=""/>
+      <w:lvlJc w:val="left"/>
+      <w:pPr>
+        <w:tabs>
+          <w:tab w:val="num" w:pos="720"/>
+        </w:tabs>
+        <w:ind w:left="720" w:hanging="360"/>
+      </w:pPr>
+      <w:rPr>
+        <w:rFonts w:ascii="Symbol" w:hAnsi="Symbol" w:hint="default"/>
+        <w:sz w:val="20"/>
+      </w:rPr>
+    </w:lvl>
+    <w:lvl w:ilvl="1" w:tentative="1">
+      <w:start w:val="1"/>
+      <w:numFmt w:val="bullet"/>
+      <w:lvlText w:val="o"/>
+      <w:lvlJc w:val="left"/>
+      <w:pPr>
+        <w:tabs>
+          <w:tab w:val="num" w:pos="1440"/>
+        </w:tabs>
+        <w:ind w:left="1440" w:hanging="360"/>
+      </w:pPr>
+      <w:rPr>
+        <w:rFonts w:ascii="Courier New" w:hAnsi="Courier New" w:hint="default"/>
+        <w:sz w:val="20"/>
+      </w:rPr>
+    </w:lvl>
+    <w:lvl w:ilvl="2" w:tentative="1">
+      <w:start w:val="1"/>
+      <w:numFmt w:val="bullet"/>
+      <w:lvlText w:val=""/>
+      <w:lvlJc w:val="left"/>
+      <w:pPr>
+        <w:tabs>
+          <w:tab w:val="num" w:pos="2160"/>
+        </w:tabs>
+        <w:ind w:left="2160" w:hanging="360"/>
+      </w:pPr>
+      <w:rPr>
+        <w:rFonts w:ascii="Wingdings" w:hAnsi="Wingdings" w:hint="default"/>
+        <w:sz w:val="20"/>
+      </w:rPr>
+    </w:lvl>
+    <w:lvl w:ilvl="3" w:tentative="1">
+      <w:start w:val="1"/>
+      <w:numFmt w:val="bullet"/>
+      <w:lvlText w:val=""/>
+      <w:lvlJc w:val="left"/>
+      <w:pPr>
+        <w:tabs>
+          <w:tab w:val="num" w:pos="2880"/>
+        </w:tabs>
+        <w:ind w:left="2880" w:hanging="360"/>
+      </w:pPr>
+      <w:rPr>
+        <w:rFonts w:ascii="Wingdings" w:hAnsi="Wingdings" w:hint="default"/>
+        <w:sz w:val="20"/>
+      </w:rPr>
+    </w:lvl>
+    <w:lvl w:ilvl="4" w:tentative="1">
+      <w:start w:val="1"/>
+      <w:numFmt w:val="bullet"/>
+      <w:lvlText w:val=""/>
+      <w:lvlJc w:val="left"/>
+      <w:pPr>
+        <w:tabs>
+          <w:tab w:val="num" w:pos="3600"/>
+        </w:tabs>
+        <w:ind w:left="3600" w:hanging="360"/>
+      </w:pPr>
+      <w:rPr>
+        <w:rFonts w:ascii="Wingdings" w:hAnsi="Wingdings" w:hint="default"/>
+        <w:sz w:val="20"/>
+      </w:rPr>
+    </w:lvl>
+    <w:lvl w:ilvl="5" w:tentative="1">
+      <w:start w:val="1"/>
+      <w:numFmt w:val="bullet"/>
+      <w:lvlText w:val=""/>
+      <w:lvlJc w:val="left"/>
+      <w:pPr>
+        <w:tabs>
+          <w:tab w:val="num" w:pos="4320"/>
+        </w:tabs>
+        <w:ind w:left="4320" w:hanging="360"/>
+      </w:pPr>
+      <w:rPr>
+        <w:rFonts w:ascii="Wingdings" w:hAnsi="Wingdings" w:hint="default"/>
+        <w:sz w:val="20"/>
+      </w:rPr>
+    </w:lvl>
+    <w:lvl w:ilvl="6" w:tentative="1">
+      <w:start w:val="1"/>
+      <w:numFmt w:val="bullet"/>
+      <w:lvlText w:val=""/>
+      <w:lvlJc w:val="left"/>
+      <w:pPr>
+        <w:tabs>
+          <w:tab w:val="num" w:pos="5040"/>
+        </w:tabs>
+        <w:ind w:left="5040" w:hanging="360"/>
+      </w:pPr>
+      <w:rPr>
+        <w:rFonts w:ascii="Wingdings" w:hAnsi="Wingdings" w:hint="default"/>
+        <w:sz w:val="20"/>
+      </w:rPr>
+    </w:lvl>
+    <w:lvl w:ilvl="7" w:tentative="1">
+      <w:start w:val="1"/>
+      <w:numFmt w:val="bullet"/>
+      <w:lvlText w:val=""/>
+      <w:lvlJc w:val="left"/>
+      <w:pPr>
+        <w:tabs>
+          <w:tab w:val="num" w:pos="5760"/>
+        </w:tabs>
+        <w:ind w:left="5760" w:hanging="360"/>
+      </w:pPr>
+      <w:rPr>
+        <w:rFonts w:ascii="Wingdings" w:hAnsi="Wingdings" w:hint="default"/>
+        <w:sz w:val="20"/>
+      </w:rPr>
+    </w:lvl>
+    <w:lvl w:ilvl="8" w:tentative="1">
+      <w:start w:val="1"/>
+      <w:numFmt w:val="bullet"/>
+      <w:lvlText w:val=""/>
+      <w:lvlJc w:val="left"/>
+      <w:pPr>
+        <w:tabs>
+          <w:tab w:val="num" w:pos="6480"/>
+        </w:tabs>
+        <w:ind w:left="6480" w:hanging="360"/>
+      </w:pPr>
+      <w:rPr>
+        <w:rFonts w:ascii="Wingdings" w:hAnsi="Wingdings" w:hint="default"/>
+        <w:sz w:val="20"/>
+      </w:rPr>
+    </w:lvl>
+  </w:abstractNum>
+  <w:abstractNum w:abstractNumId="6" w15:restartNumberingAfterBreak="0">
     <w:nsid w:val="66D427B1"/>
     <w:multiLevelType w:val="multilevel"/>
     <w:tmpl w:val="C51AEE38"/>
@@ -810,14 +2548,178 @@
       </w:rPr>
     </w:lvl>
   </w:abstractNum>
+  <w:abstractNum w:abstractNumId="7" w15:restartNumberingAfterBreak="0">
+    <w:nsid w:val="73BA6FB4"/>
+    <w:multiLevelType w:val="multilevel"/>
+    <w:tmpl w:val="513A834A"/>
+    <w:lvl w:ilvl="0">
+      <w:start w:val="1"/>
+      <w:numFmt w:val="bullet"/>
+      <w:lvlText w:val=""/>
+      <w:lvlJc w:val="left"/>
+      <w:pPr>
+        <w:tabs>
+          <w:tab w:val="num" w:pos="720"/>
+        </w:tabs>
+        <w:ind w:left="720" w:hanging="360"/>
+      </w:pPr>
+      <w:rPr>
+        <w:rFonts w:ascii="Symbol" w:hAnsi="Symbol" w:hint="default"/>
+        <w:sz w:val="20"/>
+      </w:rPr>
+    </w:lvl>
+    <w:lvl w:ilvl="1" w:tentative="1">
+      <w:start w:val="1"/>
+      <w:numFmt w:val="bullet"/>
+      <w:lvlText w:val="o"/>
+      <w:lvlJc w:val="left"/>
+      <w:pPr>
+        <w:tabs>
+          <w:tab w:val="num" w:pos="1440"/>
+        </w:tabs>
+        <w:ind w:left="1440" w:hanging="360"/>
+      </w:pPr>
+      <w:rPr>
+        <w:rFonts w:ascii="Courier New" w:hAnsi="Courier New" w:hint="default"/>
+        <w:sz w:val="20"/>
+      </w:rPr>
+    </w:lvl>
+    <w:lvl w:ilvl="2" w:tentative="1">
+      <w:start w:val="1"/>
+      <w:numFmt w:val="bullet"/>
+      <w:lvlText w:val=""/>
+      <w:lvlJc w:val="left"/>
+      <w:pPr>
+        <w:tabs>
+          <w:tab w:val="num" w:pos="2160"/>
+        </w:tabs>
+        <w:ind w:left="2160" w:hanging="360"/>
+      </w:pPr>
+      <w:rPr>
+        <w:rFonts w:ascii="Wingdings" w:hAnsi="Wingdings" w:hint="default"/>
+        <w:sz w:val="20"/>
+      </w:rPr>
+    </w:lvl>
+    <w:lvl w:ilvl="3" w:tentative="1">
+      <w:start w:val="1"/>
+      <w:numFmt w:val="bullet"/>
+      <w:lvlText w:val=""/>
+      <w:lvlJc w:val="left"/>
+      <w:pPr>
+        <w:tabs>
+          <w:tab w:val="num" w:pos="2880"/>
+        </w:tabs>
+        <w:ind w:left="2880" w:hanging="360"/>
+      </w:pPr>
+      <w:rPr>
+        <w:rFonts w:ascii="Wingdings" w:hAnsi="Wingdings" w:hint="default"/>
+        <w:sz w:val="20"/>
+      </w:rPr>
+    </w:lvl>
+    <w:lvl w:ilvl="4" w:tentative="1">
+      <w:start w:val="1"/>
+      <w:numFmt w:val="bullet"/>
+      <w:lvlText w:val=""/>
+      <w:lvlJc w:val="left"/>
+      <w:pPr>
+        <w:tabs>
+          <w:tab w:val="num" w:pos="3600"/>
+        </w:tabs>
+        <w:ind w:left="3600" w:hanging="360"/>
+      </w:pPr>
+      <w:rPr>
+        <w:rFonts w:ascii="Wingdings" w:hAnsi="Wingdings" w:hint="default"/>
+        <w:sz w:val="20"/>
+      </w:rPr>
+    </w:lvl>
+    <w:lvl w:ilvl="5" w:tentative="1">
+      <w:start w:val="1"/>
+      <w:numFmt w:val="bullet"/>
+      <w:lvlText w:val=""/>
+      <w:lvlJc w:val="left"/>
+      <w:pPr>
+        <w:tabs>
+          <w:tab w:val="num" w:pos="4320"/>
+        </w:tabs>
+        <w:ind w:left="4320" w:hanging="360"/>
+      </w:pPr>
+      <w:rPr>
+        <w:rFonts w:ascii="Wingdings" w:hAnsi="Wingdings" w:hint="default"/>
+        <w:sz w:val="20"/>
+      </w:rPr>
+    </w:lvl>
+    <w:lvl w:ilvl="6" w:tentative="1">
+      <w:start w:val="1"/>
+      <w:numFmt w:val="bullet"/>
+      <w:lvlText w:val=""/>
+      <w:lvlJc w:val="left"/>
+      <w:pPr>
+        <w:tabs>
+          <w:tab w:val="num" w:pos="5040"/>
+        </w:tabs>
+        <w:ind w:left="5040" w:hanging="360"/>
+      </w:pPr>
+      <w:rPr>
+        <w:rFonts w:ascii="Wingdings" w:hAnsi="Wingdings" w:hint="default"/>
+        <w:sz w:val="20"/>
+      </w:rPr>
+    </w:lvl>
+    <w:lvl w:ilvl="7" w:tentative="1">
+      <w:start w:val="1"/>
+      <w:numFmt w:val="bullet"/>
+      <w:lvlText w:val=""/>
+      <w:lvlJc w:val="left"/>
+      <w:pPr>
+        <w:tabs>
+          <w:tab w:val="num" w:pos="5760"/>
+        </w:tabs>
+        <w:ind w:left="5760" w:hanging="360"/>
+      </w:pPr>
+      <w:rPr>
+        <w:rFonts w:ascii="Wingdings" w:hAnsi="Wingdings" w:hint="default"/>
+        <w:sz w:val="20"/>
+      </w:rPr>
+    </w:lvl>
+    <w:lvl w:ilvl="8" w:tentative="1">
+      <w:start w:val="1"/>
+      <w:numFmt w:val="bullet"/>
+      <w:lvlText w:val=""/>
+      <w:lvlJc w:val="left"/>
+      <w:pPr>
+        <w:tabs>
+          <w:tab w:val="num" w:pos="6480"/>
+        </w:tabs>
+        <w:ind w:left="6480" w:hanging="360"/>
+      </w:pPr>
+      <w:rPr>
+        <w:rFonts w:ascii="Wingdings" w:hAnsi="Wingdings" w:hint="default"/>
+        <w:sz w:val="20"/>
+      </w:rPr>
+    </w:lvl>
+  </w:abstractNum>
   <w:num w:numId="1" w16cid:durableId="1062362844">
+    <w:abstractNumId w:val="2"/>
+  </w:num>
+  <w:num w:numId="2" w16cid:durableId="1138034486">
+    <w:abstractNumId w:val="6"/>
+  </w:num>
+  <w:num w:numId="3" w16cid:durableId="1798833381">
     <w:abstractNumId w:val="1"/>
   </w:num>
-  <w:num w:numId="2" w16cid:durableId="1138034486">
-    <w:abstractNumId w:val="2"/>
+  <w:num w:numId="4" w16cid:durableId="1531920242">
+    <w:abstractNumId w:val="4"/>
   </w:num>
-  <w:num w:numId="3" w16cid:durableId="1798833381">
+  <w:num w:numId="5" w16cid:durableId="1216237184">
     <w:abstractNumId w:val="0"/>
+  </w:num>
+  <w:num w:numId="6" w16cid:durableId="831993785">
+    <w:abstractNumId w:val="3"/>
+  </w:num>
+  <w:num w:numId="7" w16cid:durableId="1340306278">
+    <w:abstractNumId w:val="5"/>
+  </w:num>
+  <w:num w:numId="8" w16cid:durableId="438990862">
+    <w:abstractNumId w:val="7"/>
   </w:num>
 </w:numbering>
 </file>
